--- a/06_可直接打开的Word版/04_SPSS操作__10_SPSS试用期优先训练清单.docx
+++ b/06_可直接打开的Word版/04_SPSS操作__10_SPSS试用期优先训练清单.docx
@@ -3,11 +3,11 @@
 <w:document xmlns:wpc="http://schemas.microsoft.com/office/word/2010/wordprocessingCanvas" xmlns:mo="http://schemas.microsoft.com/office/mac/office/2008/main" xmlns:mc="http://schemas.openxmlformats.org/markup-compatibility/2006" xmlns:mv="urn:schemas-microsoft-com:mac:vml" xmlns:o="urn:schemas-microsoft-com:office:office" xmlns:r="http://schemas.openxmlformats.org/officeDocument/2006/relationships" xmlns:m="http://schemas.openxmlformats.org/officeDocument/2006/math" xmlns:v="urn:schemas-microsoft-com:vml" xmlns:wp14="http://schemas.microsoft.com/office/word/2010/wordprocessingDrawing" xmlns:wp="http://schemas.openxmlformats.org/drawingml/2006/wordprocessingDrawing" xmlns:w10="urn:schemas-microsoft-com:office:word" xmlns:w="http://schemas.openxmlformats.org/wordprocessingml/2006/main" xmlns:w14="http://schemas.microsoft.com/office/word/2010/wordml" xmlns:wpg="http://schemas.microsoft.com/office/word/2010/wordprocessingGroup" xmlns:wpi="http://schemas.microsoft.com/office/word/2010/wordprocessingInk" xmlns:wne="http://schemas.microsoft.com/office/word/2006/wordml" xmlns:wps="http://schemas.microsoft.com/office/word/2010/wordprocessingShape" mc:Ignorable="w14 wp14">
   <w:body>
     <w:p>
-      <w:pPr>
-        <w:pStyle w:val="Heading1"/>
-      </w:pPr>
       <w:r>
-        <w:t>SPSS 14天试用期优先训练清单</w:t>
+        <w:rPr>
+          <w:rFonts w:ascii="Microsoft YaHei" w:hAnsi="Microsoft YaHei" w:eastAsia="Microsoft YaHei"/>
+        </w:rPr>
+        <w:t>﻿# SPSS 14天试用期优先训练清单</w:t>
       </w:r>
     </w:p>
     <w:p/>
@@ -15,7 +15,6 @@
       <w:r>
         <w:rPr>
           <w:rFonts w:ascii="Microsoft YaHei" w:hAnsi="Microsoft YaHei" w:eastAsia="Microsoft YaHei"/>
-          <w:sz w:val="22"/>
         </w:rPr>
         <w:t>SPSS已安装，但只有14天试用期。目标是在试用期内把所有核心操作都跑一遍，并把关键输出截图保存下来。</w:t>
       </w:r>
@@ -25,7 +24,6 @@
       <w:r>
         <w:rPr>
           <w:rFonts w:ascii="Microsoft YaHei" w:hAnsi="Microsoft YaHei" w:eastAsia="Microsoft YaHei"/>
-          <w:sz w:val="22"/>
         </w:rPr>
         <w:t>新增教材：`D:\医学统计学期末冲刺复习包\05_课程讲义与教材\中医统计学实习指导及SPSS15.0的应用.pdf`。这本作为 SPSS 操作查阅教材，练习时如果找不到菜单或看不懂输出，就打开它查对应方法。</w:t>
       </w:r>
@@ -44,7 +42,6 @@
       <w:r>
         <w:rPr>
           <w:rFonts w:ascii="Microsoft YaHei" w:hAnsi="Microsoft YaHei" w:eastAsia="Microsoft YaHei"/>
-          <w:sz w:val="22"/>
         </w:rPr>
         <w:t>每类操作至少保存一张输出截图到 `D:\医学统计学期末冲刺复习包\04_SPSS操作\SPSS截图`。</w:t>
       </w:r>
@@ -54,126 +51,104 @@
       <w:r>
         <w:rPr>
           <w:rFonts w:ascii="Microsoft YaHei" w:hAnsi="Microsoft YaHei" w:eastAsia="Microsoft YaHei"/>
-          <w:sz w:val="22"/>
         </w:rPr>
-        <w:t>| 优先级 | 操作 | 菜单 | 推荐数据 |</w:t>
+        <w:t>优先级 | 操作 | 菜单 | 推荐数据</w:t>
       </w:r>
     </w:p>
     <w:p>
       <w:r>
         <w:rPr>
           <w:rFonts w:ascii="Microsoft YaHei" w:hAnsi="Microsoft YaHei" w:eastAsia="Microsoft YaHei"/>
-          <w:sz w:val="22"/>
         </w:rPr>
-        <w:t>|---:|---|---|---|</w:t>
+        <w:t>1 | 变量视图和值标签 | Variable View | 任意 `.sav`</w:t>
       </w:r>
     </w:p>
     <w:p>
       <w:r>
         <w:rPr>
           <w:rFonts w:ascii="Microsoft YaHei" w:hAnsi="Microsoft YaHei" w:eastAsia="Microsoft YaHei"/>
-          <w:sz w:val="22"/>
         </w:rPr>
-        <w:t>| 1 | 变量视图和值标签 | Variable View | 任意 `.sav` |</w:t>
+        <w:t>2 | 描述统计和正态性 | Analyze &gt; Descriptive Statistics &gt; Explore | `例02-01.sav`</w:t>
       </w:r>
     </w:p>
     <w:p>
       <w:r>
         <w:rPr>
           <w:rFonts w:ascii="Microsoft YaHei" w:hAnsi="Microsoft YaHei" w:eastAsia="Microsoft YaHei"/>
-          <w:sz w:val="22"/>
         </w:rPr>
-        <w:t>| 2 | 描述统计和正态性 | Analyze &gt; Descriptive Statistics &gt; Explore | `例02-01.sav` |</w:t>
+        <w:t>3 | 单样本t检验 | Analyze &gt; Compare Means &gt; One-Sample T Test | `例03-05.sav`</w:t>
       </w:r>
     </w:p>
     <w:p>
       <w:r>
         <w:rPr>
           <w:rFonts w:ascii="Microsoft YaHei" w:hAnsi="Microsoft YaHei" w:eastAsia="Microsoft YaHei"/>
-          <w:sz w:val="22"/>
         </w:rPr>
-        <w:t>| 3 | 单样本t检验 | Analyze &gt; Compare Means &gt; One-Sample T Test | `例03-05.sav` |</w:t>
+        <w:t>4 | 配对t检验 | Analyze &gt; Compare Means &gt; Paired-Samples T Test | `例03-06.sav`</w:t>
       </w:r>
     </w:p>
     <w:p>
       <w:r>
         <w:rPr>
           <w:rFonts w:ascii="Microsoft YaHei" w:hAnsi="Microsoft YaHei" w:eastAsia="Microsoft YaHei"/>
-          <w:sz w:val="22"/>
         </w:rPr>
-        <w:t>| 4 | 配对t检验 | Analyze &gt; Compare Means &gt; Paired-Samples T Test | `例03-06.sav` |</w:t>
+        <w:t>5 | 独立样本t检验 | Analyze &gt; Compare Means &gt; Independent-Samples T Test | `例03-07.sav`</w:t>
       </w:r>
     </w:p>
     <w:p>
       <w:r>
         <w:rPr>
           <w:rFonts w:ascii="Microsoft YaHei" w:hAnsi="Microsoft YaHei" w:eastAsia="Microsoft YaHei"/>
-          <w:sz w:val="22"/>
         </w:rPr>
-        <w:t>| 5 | 独立样本t检验 | Analyze &gt; Compare Means &gt; Independent-Samples T Test | `例03-07.sav` |</w:t>
+        <w:t>6 | 单因素方差分析 | Analyze &gt; Compare Means &gt; One-Way ANOVA | `例04-02.sav`</w:t>
       </w:r>
     </w:p>
     <w:p>
       <w:r>
         <w:rPr>
           <w:rFonts w:ascii="Microsoft YaHei" w:hAnsi="Microsoft YaHei" w:eastAsia="Microsoft YaHei"/>
-          <w:sz w:val="22"/>
         </w:rPr>
-        <w:t>| 6 | 单因素方差分析 | Analyze &gt; Compare Means &gt; One-Way ANOVA | `例04-02.sav` |</w:t>
+        <w:t>7 | χ²检验 | Analyze &gt; Descriptive Statistics &gt; Crosstabs | `例07-01.sav`</w:t>
       </w:r>
     </w:p>
     <w:p>
       <w:r>
         <w:rPr>
           <w:rFonts w:ascii="Microsoft YaHei" w:hAnsi="Microsoft YaHei" w:eastAsia="Microsoft YaHei"/>
-          <w:sz w:val="22"/>
         </w:rPr>
-        <w:t>| 7 | χ²检验 | Analyze &gt; Descriptive Statistics &gt; Crosstabs | `例07-01.sav` |</w:t>
+        <w:t>8 | 非参数检验 | Analyze &gt; Nonparametric Tests &gt; Legacy Dialogs | `例08-01.sav`</w:t>
       </w:r>
     </w:p>
     <w:p>
       <w:r>
         <w:rPr>
           <w:rFonts w:ascii="Microsoft YaHei" w:hAnsi="Microsoft YaHei" w:eastAsia="Microsoft YaHei"/>
-          <w:sz w:val="22"/>
         </w:rPr>
-        <w:t>| 8 | 非参数检验 | Analyze &gt; Nonparametric Tests &gt; Legacy Dialogs | `例08-01.sav` |</w:t>
+        <w:t>9 | 相关分析 | Analyze &gt; Correlate &gt; Bivariate | `例09-01.sav`</w:t>
       </w:r>
     </w:p>
     <w:p>
       <w:r>
         <w:rPr>
           <w:rFonts w:ascii="Microsoft YaHei" w:hAnsi="Microsoft YaHei" w:eastAsia="Microsoft YaHei"/>
-          <w:sz w:val="22"/>
         </w:rPr>
-        <w:t>| 9 | 相关分析 | Analyze &gt; Correlate &gt; Bivariate | `例09-01.sav` |</w:t>
+        <w:t>10 | 线性回归 | Analyze &gt; Regression &gt; Linear | `例09-05.sav` 或 `例15-01.sav`</w:t>
       </w:r>
     </w:p>
     <w:p>
       <w:r>
         <w:rPr>
           <w:rFonts w:ascii="Microsoft YaHei" w:hAnsi="Microsoft YaHei" w:eastAsia="Microsoft YaHei"/>
-          <w:sz w:val="22"/>
         </w:rPr>
-        <w:t>| 10 | 线性回归 | Analyze &gt; Regression &gt; Linear | `例09-05.sav` 或 `例15-01.sav` |</w:t>
+        <w:t>11 | Logistic回归 | Analyze &gt; Regression &gt; Binary Logistic | `例16-01.sav`</w:t>
       </w:r>
     </w:p>
     <w:p>
       <w:r>
         <w:rPr>
           <w:rFonts w:ascii="Microsoft YaHei" w:hAnsi="Microsoft YaHei" w:eastAsia="Microsoft YaHei"/>
-          <w:sz w:val="22"/>
         </w:rPr>
-        <w:t>| 11 | Logistic回归 | Analyze &gt; Regression &gt; Binary Logistic | `例16-01.sav` |</w:t>
-      </w:r>
-    </w:p>
-    <w:p>
-      <w:r>
-        <w:rPr>
-          <w:rFonts w:ascii="Microsoft YaHei" w:hAnsi="Microsoft YaHei" w:eastAsia="Microsoft YaHei"/>
-          <w:sz w:val="22"/>
-        </w:rPr>
-        <w:t>| 12 | 作图 | Graphs &gt; Chart Builder | `例10-04.sav` |</w:t>
+        <w:t>12 | 作图 | Graphs &gt; Chart Builder | `例10-04.sav`</w:t>
       </w:r>
     </w:p>
     <w:p/>
@@ -190,7 +165,6 @@
       <w:r>
         <w:rPr>
           <w:rFonts w:ascii="Microsoft YaHei" w:hAnsi="Microsoft YaHei" w:eastAsia="Microsoft YaHei"/>
-          <w:sz w:val="22"/>
         </w:rPr>
         <w:t>截图文件名按这个格式保存：</w:t>
       </w:r>
@@ -200,7 +174,6 @@
       <w:r>
         <w:rPr>
           <w:rFonts w:ascii="Microsoft YaHei" w:hAnsi="Microsoft YaHei" w:eastAsia="Microsoft YaHei"/>
-          <w:sz w:val="22"/>
         </w:rPr>
         <w:t>`日期_方法_数据文件_输出表.png`</w:t>
       </w:r>
@@ -210,7 +183,6 @@
       <w:r>
         <w:rPr>
           <w:rFonts w:ascii="Microsoft YaHei" w:hAnsi="Microsoft YaHei" w:eastAsia="Microsoft YaHei"/>
-          <w:sz w:val="22"/>
         </w:rPr>
         <w:t>例：</w:t>
       </w:r>
@@ -223,7 +195,6 @@
       <w:r>
         <w:rPr>
           <w:rFonts w:ascii="Microsoft YaHei" w:hAnsi="Microsoft YaHei" w:eastAsia="Microsoft YaHei"/>
-          <w:sz w:val="22"/>
         </w:rPr>
         <w:t>`0530_描述统计_例02-01_Explore输出.png`</w:t>
       </w:r>
@@ -235,7 +206,6 @@
       <w:r>
         <w:rPr>
           <w:rFonts w:ascii="Microsoft YaHei" w:hAnsi="Microsoft YaHei" w:eastAsia="Microsoft YaHei"/>
-          <w:sz w:val="22"/>
         </w:rPr>
         <w:t>`0531_独立样本t检验_例03-07_Levene和P值.png`</w:t>
       </w:r>
@@ -247,7 +217,6 @@
       <w:r>
         <w:rPr>
           <w:rFonts w:ascii="Microsoft YaHei" w:hAnsi="Microsoft YaHei" w:eastAsia="Microsoft YaHei"/>
-          <w:sz w:val="22"/>
         </w:rPr>
         <w:t>`0602_卡方检验_例07-01_Pearson卡方.png`</w:t>
       </w:r>
@@ -269,7 +238,6 @@
       <w:r>
         <w:rPr>
           <w:rFonts w:ascii="Microsoft YaHei" w:hAnsi="Microsoft YaHei" w:eastAsia="Microsoft YaHei"/>
-          <w:sz w:val="22"/>
         </w:rPr>
         <w:t>先看已经保存的截图复习输出表。</w:t>
       </w:r>
@@ -281,7 +249,6 @@
       <w:r>
         <w:rPr>
           <w:rFonts w:ascii="Microsoft YaHei" w:hAnsi="Microsoft YaHei" w:eastAsia="Microsoft YaHei"/>
-          <w:sz w:val="22"/>
         </w:rPr>
         <w:t>把剩余模拟安排到学校机房。</w:t>
       </w:r>
@@ -293,7 +260,6 @@
       <w:r>
         <w:rPr>
           <w:rFonts w:ascii="Microsoft YaHei" w:hAnsi="Microsoft YaHei" w:eastAsia="Microsoft YaHei"/>
-          <w:sz w:val="22"/>
         </w:rPr>
         <w:t>不要临时换其他统计软件；考试是 SPSS，菜单路径和输出表最重要。</w:t>
       </w:r>
@@ -673,7 +639,7 @@
     <w:rsid w:val="00FC693F"/>
     <w:rPr>
       <w:rFonts w:ascii="Microsoft YaHei" w:hAnsi="Microsoft YaHei" w:eastAsia="Microsoft YaHei"/>
-      <w:sz w:val="22"/>
+      <w:sz w:val="21"/>
     </w:rPr>
   </w:style>
   <w:style w:type="paragraph" w:styleId="Header">
